--- a/Nhiem_vu_3.2.docx
+++ b/Nhiem_vu_3.2.docx
@@ -1,404 +1,102 @@
 
 <file path=word/document.xml><?xml version="1.0" encoding="utf-8"?>
-<w:document xmlns:mc="http://schemas.openxmlformats.org/markup-compatibility/2006" xmlns:o="urn:schemas-microsoft-com:office:office" xmlns:r="http://schemas.openxmlformats.org/officeDocument/2006/relationships" xmlns:m="http://schemas.openxmlformats.org/officeDocument/2006/math" xmlns:v="urn:schemas-microsoft-com:vml" xmlns:wp="http://schemas.openxmlformats.org/drawingml/2006/wordprocessingDrawing" xmlns:w10="urn:schemas-microsoft-com:office:word" xmlns:w="http://schemas.openxmlformats.org/wordprocessingml/2006/main" xmlns:wne="http://schemas.microsoft.com/office/word/2006/wordml" xmlns:sl="http://schemas.openxmlformats.org/schemaLibrary/2006/main" xmlns:a="http://schemas.openxmlformats.org/drawingml/2006/main" xmlns:pic="http://schemas.openxmlformats.org/drawingml/2006/picture" xmlns:c="http://schemas.openxmlformats.org/drawingml/2006/chart" xmlns:lc="http://schemas.openxmlformats.org/drawingml/2006/lockedCanvas" xmlns:dgm="http://schemas.openxmlformats.org/drawingml/2006/diagram" xmlns:wps="http://schemas.microsoft.com/office/word/2010/wordprocessingShape" xmlns:wpg="http://schemas.microsoft.com/office/word/2010/wordprocessingGroup" xmlns:w14="http://schemas.microsoft.com/office/word/2010/wordml" xmlns:w15="http://schemas.microsoft.com/office/word/2012/wordml" xmlns:w16="http://schemas.microsoft.com/office/word/2018/wordml" xmlns:w16cex="http://schemas.microsoft.com/office/word/2018/wordml/cex" xmlns:w16cid="http://schemas.microsoft.com/office/word/2016/wordml/cid" xmlns="http://schemas.microsoft.com/office/tasks/2019/documenttasks" xmlns:cr="http://schemas.microsoft.com/office/comments/2020/reactions">
+<w:document xmlns:wpc="http://schemas.microsoft.com/office/word/2010/wordprocessingCanvas" xmlns:cx="http://schemas.microsoft.com/office/drawing/2014/chartex" xmlns:cx1="http://schemas.microsoft.com/office/drawing/2015/9/8/chartex" xmlns:cx2="http://schemas.microsoft.com/office/drawing/2015/10/21/chartex" xmlns:cx3="http://schemas.microsoft.com/office/drawing/2016/5/9/chartex" xmlns:cx4="http://schemas.microsoft.com/office/drawing/2016/5/10/chartex" xmlns:cx5="http://schemas.microsoft.com/office/drawing/2016/5/11/chartex" xmlns:cx6="http://schemas.microsoft.com/office/drawing/2016/5/12/chartex" xmlns:cx7="http://schemas.microsoft.com/office/drawing/2016/5/13/chartex" xmlns:cx8="http://schemas.microsoft.com/office/drawing/2016/5/14/chartex" xmlns:mc="http://schemas.openxmlformats.org/markup-compatibility/2006" xmlns:aink="http://schemas.microsoft.com/office/drawing/2016/ink" xmlns:am3d="http://schemas.microsoft.com/office/drawing/2017/model3d" xmlns:o="urn:schemas-microsoft-com:office:office" xmlns:oel="http://schemas.microsoft.com/office/2019/extlst" xmlns:r="http://schemas.openxmlformats.org/officeDocument/2006/relationships" xmlns:m="http://schemas.openxmlformats.org/officeDocument/2006/math" xmlns:v="urn:schemas-microsoft-com:vml" xmlns:wp14="http://schemas.microsoft.com/office/word/2010/wordprocessingDrawing" xmlns:wp="http://schemas.openxmlformats.org/drawingml/2006/wordprocessingDrawing" xmlns:w10="urn:schemas-microsoft-com:office:word" xmlns:w="http://schemas.openxmlformats.org/wordprocessingml/2006/main" xmlns:w14="http://schemas.microsoft.com/office/word/2010/wordml" xmlns:w15="http://schemas.microsoft.com/office/word/2012/wordml" xmlns:w16cex="http://schemas.microsoft.com/office/word/2018/wordml/cex" xmlns:w16cid="http://schemas.microsoft.com/office/word/2016/wordml/cid" xmlns:w16="http://schemas.microsoft.com/office/word/2018/wordml" xmlns:w16du="http://schemas.microsoft.com/office/word/2023/wordml/word16du" xmlns:w16sdtdh="http://schemas.microsoft.com/office/word/2020/wordml/sdtdatahash" xmlns:w16sdtfl="http://schemas.microsoft.com/office/word/2024/wordml/sdtformatlock" xmlns:w16se="http://schemas.microsoft.com/office/word/2015/wordml/symex" xmlns:wpg="http://schemas.microsoft.com/office/word/2010/wordprocessingGroup" xmlns:wpi="http://schemas.microsoft.com/office/word/2010/wordprocessingInk" xmlns:wne="http://schemas.microsoft.com/office/word/2006/wordml" xmlns:wps="http://schemas.microsoft.com/office/word/2010/wordprocessingShape" mc:Ignorable="w14 w15 w16se w16cid w16 w16cex w16sdtdh w16sdtfl w16du wp14">
   <w:body>
     <w:p>
       <w:pPr>
-        <w:spacing w:after="280" w:before="280" w:line="240" w:lineRule="auto"/>
+        <w:spacing w:before="280" w:after="280" w:line="240" w:lineRule="auto"/>
+        <w:ind w:left="-567" w:firstLine="283"/>
+        <w:jc w:val="both"/>
         <w:rPr>
+          <w:rFonts w:ascii="Times New Roman" w:hAnsi="Times New Roman" w:cs="Times New Roman"/>
           <w:sz w:val="36"/>
           <w:szCs w:val="36"/>
         </w:rPr>
       </w:pPr>
       <w:r>
         <w:rPr>
-          <w:rFonts w:ascii="Times New Roman" w:cs="Times New Roman" w:eastAsia="Times New Roman" w:hAnsi="Times New Roman"/>
-          <w:b w:val="1"/>
-          <w:bCs w:val="1"/>
-          <w:sz w:val="28"/>
-          <w:szCs w:val="28"/>
-          <w:rtl w:val="0"/>
+          <w:rFonts w:ascii="Times New Roman" w:eastAsia="Times New Roman" w:hAnsi="Times New Roman" w:cs="Times New Roman"/>
+          <w:b/>
+          <w:bCs/>
+          <w:sz w:val="36"/>
+          <w:szCs w:val="36"/>
         </w:rPr>
-        <w:t xml:space="preserve">Nhiệm vụ 3.2: Đánh giá đạo đức khi sử dụng AI</w:t>
-      </w:r>
-      <w:r>
-        <w:rPr>
-          <w:rtl w:val="0"/>
-        </w:rPr>
+        <w:t>Nhiệm vụ 3.2: Đánh giá đạo đức khi sử dụng AI</w:t>
       </w:r>
     </w:p>
     <w:p>
       <w:pPr>
+        <w:ind w:left="-567" w:firstLine="283"/>
+        <w:jc w:val="both"/>
         <w:rPr>
-          <w:i w:val="1"/>
-          <w:iCs w:val="1"/>
-          <w:sz w:val="26"/>
-          <w:szCs w:val="26"/>
+          <w:rFonts w:ascii="Times New Roman" w:hAnsi="Times New Roman" w:cs="Times New Roman"/>
+          <w:i/>
+          <w:iCs/>
+          <w:sz w:val="36"/>
+          <w:szCs w:val="36"/>
+          <w:lang w:val="en-US"/>
         </w:rPr>
       </w:pPr>
       <w:r>
         <w:rPr>
-          <w:i w:val="1"/>
-          <w:iCs w:val="1"/>
-          <w:sz w:val="26"/>
-          <w:szCs w:val="26"/>
-          <w:rtl w:val="0"/>
+          <w:rFonts w:ascii="Times New Roman" w:hAnsi="Times New Roman" w:cs="Times New Roman"/>
+          <w:i/>
+          <w:iCs/>
+          <w:sz w:val="36"/>
+          <w:szCs w:val="36"/>
         </w:rPr>
-        <w:t xml:space="preserve">Làm</w:t>
-      </w:r>
-      <w:r>
-        <w:rPr>
-          <w:i w:val="1"/>
-          <w:iCs w:val="1"/>
-          <w:sz w:val="26"/>
-          <w:szCs w:val="26"/>
-          <w:rtl w:val="0"/>
-        </w:rPr>
-        <w:t xml:space="preserve"> </w:t>
-      </w:r>
-      <w:r>
-        <w:rPr>
-          <w:i w:val="1"/>
-          <w:iCs w:val="1"/>
-          <w:sz w:val="26"/>
-          <w:szCs w:val="26"/>
-          <w:rtl w:val="0"/>
-        </w:rPr>
-        <w:t xml:space="preserve">thế</w:t>
-      </w:r>
-      <w:r>
-        <w:rPr>
-          <w:i w:val="1"/>
-          <w:iCs w:val="1"/>
-          <w:sz w:val="26"/>
-          <w:szCs w:val="26"/>
-          <w:rtl w:val="0"/>
-        </w:rPr>
-        <w:t xml:space="preserve"> </w:t>
-      </w:r>
-      <w:r>
-        <w:rPr>
-          <w:i w:val="1"/>
-          <w:iCs w:val="1"/>
-          <w:sz w:val="26"/>
-          <w:szCs w:val="26"/>
-          <w:rtl w:val="0"/>
-        </w:rPr>
-        <w:t xml:space="preserve">nào</w:t>
-      </w:r>
-      <w:r>
-        <w:rPr>
-          <w:i w:val="1"/>
-          <w:iCs w:val="1"/>
-          <w:sz w:val="26"/>
-          <w:szCs w:val="26"/>
-          <w:rtl w:val="0"/>
-        </w:rPr>
-        <w:t xml:space="preserve"> </w:t>
-      </w:r>
-      <w:r>
-        <w:rPr>
-          <w:i w:val="1"/>
-          <w:iCs w:val="1"/>
-          <w:sz w:val="26"/>
-          <w:szCs w:val="26"/>
-          <w:rtl w:val="0"/>
-        </w:rPr>
-        <w:t xml:space="preserve">để</w:t>
-      </w:r>
-      <w:r>
-        <w:rPr>
-          <w:i w:val="1"/>
-          <w:iCs w:val="1"/>
-          <w:sz w:val="26"/>
-          <w:szCs w:val="26"/>
-          <w:rtl w:val="0"/>
-        </w:rPr>
-        <w:t xml:space="preserve"> </w:t>
-      </w:r>
-      <w:r>
-        <w:rPr>
-          <w:i w:val="1"/>
-          <w:iCs w:val="1"/>
-          <w:sz w:val="26"/>
-          <w:szCs w:val="26"/>
-          <w:rtl w:val="0"/>
-        </w:rPr>
-        <w:t xml:space="preserve">sử</w:t>
-      </w:r>
-      <w:r>
-        <w:rPr>
-          <w:i w:val="1"/>
-          <w:iCs w:val="1"/>
-          <w:sz w:val="26"/>
-          <w:szCs w:val="26"/>
-          <w:rtl w:val="0"/>
-        </w:rPr>
-        <w:t xml:space="preserve"> </w:t>
-      </w:r>
-      <w:r>
-        <w:rPr>
-          <w:i w:val="1"/>
-          <w:iCs w:val="1"/>
-          <w:sz w:val="26"/>
-          <w:szCs w:val="26"/>
-          <w:rtl w:val="0"/>
-        </w:rPr>
-        <w:t xml:space="preserve">dụng</w:t>
-      </w:r>
-      <w:r>
-        <w:rPr>
-          <w:i w:val="1"/>
-          <w:iCs w:val="1"/>
-          <w:sz w:val="26"/>
-          <w:szCs w:val="26"/>
-          <w:rtl w:val="0"/>
-        </w:rPr>
-        <w:t xml:space="preserve"> </w:t>
-      </w:r>
-      <w:r>
-        <w:rPr>
-          <w:i w:val="1"/>
-          <w:iCs w:val="1"/>
-          <w:sz w:val="26"/>
-          <w:szCs w:val="26"/>
-          <w:rtl w:val="0"/>
-        </w:rPr>
-        <w:t xml:space="preserve">Canva</w:t>
-      </w:r>
-      <w:r>
-        <w:rPr>
-          <w:i w:val="1"/>
-          <w:iCs w:val="1"/>
-          <w:sz w:val="26"/>
-          <w:szCs w:val="26"/>
-          <w:rtl w:val="0"/>
-        </w:rPr>
-        <w:t xml:space="preserve"> </w:t>
-      </w:r>
-      <w:r>
-        <w:rPr>
-          <w:i w:val="1"/>
-          <w:iCs w:val="1"/>
-          <w:sz w:val="26"/>
-          <w:szCs w:val="26"/>
-          <w:rtl w:val="0"/>
-        </w:rPr>
-        <w:t xml:space="preserve">AI</w:t>
-      </w:r>
-      <w:r>
-        <w:rPr>
-          <w:i w:val="1"/>
-          <w:iCs w:val="1"/>
-          <w:sz w:val="26"/>
-          <w:szCs w:val="26"/>
-          <w:rtl w:val="0"/>
-        </w:rPr>
-        <w:t xml:space="preserve"> </w:t>
-      </w:r>
-      <w:r>
-        <w:rPr>
-          <w:i w:val="1"/>
-          <w:iCs w:val="1"/>
-          <w:sz w:val="26"/>
-          <w:szCs w:val="26"/>
-          <w:rtl w:val="0"/>
-        </w:rPr>
-        <w:t xml:space="preserve">một</w:t>
-      </w:r>
-      <w:r>
-        <w:rPr>
-          <w:i w:val="1"/>
-          <w:iCs w:val="1"/>
-          <w:sz w:val="26"/>
-          <w:szCs w:val="26"/>
-          <w:rtl w:val="0"/>
-        </w:rPr>
-        <w:t xml:space="preserve"> </w:t>
-      </w:r>
-      <w:r>
-        <w:rPr>
-          <w:i w:val="1"/>
-          <w:iCs w:val="1"/>
-          <w:sz w:val="26"/>
-          <w:szCs w:val="26"/>
-          <w:rtl w:val="0"/>
-        </w:rPr>
-        <w:t xml:space="preserve">cách</w:t>
-      </w:r>
-      <w:r>
-        <w:rPr>
-          <w:i w:val="1"/>
-          <w:iCs w:val="1"/>
-          <w:sz w:val="26"/>
-          <w:szCs w:val="26"/>
-          <w:rtl w:val="0"/>
-        </w:rPr>
-        <w:t xml:space="preserve"> </w:t>
-      </w:r>
-      <w:r>
-        <w:rPr>
-          <w:i w:val="1"/>
-          <w:iCs w:val="1"/>
-          <w:sz w:val="26"/>
-          <w:szCs w:val="26"/>
-          <w:rtl w:val="0"/>
-        </w:rPr>
-        <w:t xml:space="preserve">minh</w:t>
-      </w:r>
-      <w:r>
-        <w:rPr>
-          <w:i w:val="1"/>
-          <w:iCs w:val="1"/>
-          <w:sz w:val="26"/>
-          <w:szCs w:val="26"/>
-          <w:rtl w:val="0"/>
-        </w:rPr>
-        <w:t xml:space="preserve"> </w:t>
-      </w:r>
-      <w:r>
-        <w:rPr>
-          <w:i w:val="1"/>
-          <w:iCs w:val="1"/>
-          <w:sz w:val="26"/>
-          <w:szCs w:val="26"/>
-          <w:rtl w:val="0"/>
-        </w:rPr>
-        <w:t xml:space="preserve">bạch</w:t>
-      </w:r>
-      <w:r>
-        <w:rPr>
-          <w:i w:val="1"/>
-          <w:iCs w:val="1"/>
-          <w:sz w:val="26"/>
-          <w:szCs w:val="26"/>
-          <w:rtl w:val="0"/>
-        </w:rPr>
-        <w:t xml:space="preserve"> </w:t>
-      </w:r>
-      <w:r>
-        <w:rPr>
-          <w:i w:val="1"/>
-          <w:iCs w:val="1"/>
-          <w:sz w:val="26"/>
-          <w:szCs w:val="26"/>
-          <w:rtl w:val="0"/>
-        </w:rPr>
-        <w:t xml:space="preserve">và</w:t>
-      </w:r>
-      <w:r>
-        <w:rPr>
-          <w:i w:val="1"/>
-          <w:iCs w:val="1"/>
-          <w:sz w:val="26"/>
-          <w:szCs w:val="26"/>
-          <w:rtl w:val="0"/>
-        </w:rPr>
-        <w:t xml:space="preserve"> </w:t>
-      </w:r>
-      <w:r>
-        <w:rPr>
-          <w:i w:val="1"/>
-          <w:iCs w:val="1"/>
-          <w:sz w:val="26"/>
-          <w:szCs w:val="26"/>
-          <w:rtl w:val="0"/>
-        </w:rPr>
-        <w:t xml:space="preserve">đạo</w:t>
-      </w:r>
-      <w:r>
-        <w:rPr>
-          <w:i w:val="1"/>
-          <w:iCs w:val="1"/>
-          <w:sz w:val="26"/>
-          <w:szCs w:val="26"/>
-          <w:rtl w:val="0"/>
-        </w:rPr>
-        <w:t xml:space="preserve"> </w:t>
-      </w:r>
-      <w:r>
-        <w:rPr>
-          <w:i w:val="1"/>
-          <w:iCs w:val="1"/>
-          <w:sz w:val="26"/>
-          <w:szCs w:val="26"/>
-          <w:rtl w:val="0"/>
-        </w:rPr>
-        <w:t xml:space="preserve">đức</w:t>
-      </w:r>
-      <w:r>
-        <w:rPr>
-          <w:i w:val="1"/>
-          <w:iCs w:val="1"/>
-          <w:sz w:val="26"/>
-          <w:szCs w:val="26"/>
-          <w:rtl w:val="0"/>
-        </w:rPr>
-        <w:t xml:space="preserve">?‏</w:t>
+        <w:t>Làm thế nào để sử dụng Canva AI một cách minh bạch và đạo đức?‏</w:t>
       </w:r>
     </w:p>
     <w:p>
       <w:pPr>
+        <w:ind w:left="-567" w:firstLine="283"/>
+        <w:jc w:val="both"/>
         <w:rPr>
-          <w:sz w:val="26"/>
-          <w:szCs w:val="26"/>
+          <w:rFonts w:ascii="Times New Roman" w:hAnsi="Times New Roman" w:cs="Times New Roman"/>
+          <w:sz w:val="36"/>
+          <w:szCs w:val="36"/>
         </w:rPr>
       </w:pPr>
       <w:r>
         <w:rPr>
-          <w:rtl w:val="0"/>
+          <w:rFonts w:ascii="Times New Roman" w:hAnsi="Times New Roman" w:cs="Times New Roman"/>
+          <w:sz w:val="36"/>
+          <w:szCs w:val="36"/>
         </w:rPr>
+        <w:t xml:space="preserve">Theo DigComp 2.2, để sử dụng Canva AI một cách minh bạch và đạo đức chúng ta cần tuân thủ theo 5 lĩnh vực và đặc biệt là lĩnh vực [2: COMMUNICATION AND COLLABORATION] và [3: DIGITAL CONTENT CREATION]. Ở lĩnh vực 2, chúng ta có các kỹ năng liên quan đến việc giao tiếp và cộng đồng yêu cầu hành xử văn minh, tương tác và chia sẽ các thông tin đúng sự thật. Ở lĩnh vực 3, có các kỹ năng liên quan đến sáng tạo nội dung số yêu cầu kỹ năng việc tích hợp, tái cấu trúc các thông tin sẵn có để tạo nội dung mới và hiểu biết về luật bản quyền. Tóm lại chúng ta cần kiểm tra độ tin cậy và bản quyền của nội dung, hình ảnh có trong sản phẩm và phải ghi nguồn theo luật bản quyền. </w:t>
       </w:r>
     </w:p>
     <w:p>
       <w:pPr>
-        <w:ind w:left="0" w:firstLine="0"/>
+        <w:ind w:left="-567" w:firstLine="283"/>
+        <w:jc w:val="both"/>
         <w:rPr>
-          <w:sz w:val="20"/>
-          <w:szCs w:val="20"/>
+          <w:rFonts w:ascii="Times New Roman" w:hAnsi="Times New Roman" w:cs="Times New Roman"/>
+          <w:sz w:val="36"/>
+          <w:szCs w:val="36"/>
         </w:rPr>
       </w:pPr>
-      <w:r>
-        <w:rPr>
-          <w:sz w:val="20"/>
-          <w:szCs w:val="20"/>
-          <w:rtl w:val="0"/>
-        </w:rPr>
-        <w:t xml:space="preserve">      Theo DigComp 2.2, để sử dụng Canva AI một cách minh bạch và đạo đức chúng ta cần tuân thủ theo 5 lĩnh vực và đặc biệt là lĩnh vực [2: COMMUNICATION AND COLLABORATION] và [3: DIGITAL CONTENT CREATION]. Ở lĩnh vực 2, chúng ta có các kỹ năng liên quan đến việc giao tiếp và cộng đồng yêu cầu hành xử văn minh, tương tác và chia sẽ các thông tin đúng sự thật. Ở lĩnh vực 3, có các kỹ năng liên quan đến sáng tạo nội dung số yêu cầu kỹ năng việc tích hợp, tái cấu trúc các thông tin sẵn có để tạo nội dung mới và hiểu biết về luật bản quyền. Tóm lại chúng ta cần kiểm tra độ tin cậy và bản quyền của nội dung, hình ảnh có trong sản phẩm và phải ghi nguồn theo luật bản quyền. </w:t>
-      </w:r>
-    </w:p>
-    <w:p>
-      <w:pPr>
-        <w:rPr/>
-      </w:pPr>
-      <w:r>
-        <w:rPr>
-          <w:rtl w:val="0"/>
-        </w:rPr>
-      </w:r>
     </w:p>
     <w:sectPr>
-      <w:pgSz w:h="16834" w:w="11909" w:orient="portrait"/>
-      <w:pgMar w:bottom="1440" w:top="1440" w:left="1440" w:right="1440" w:header="720" w:footer="720"/>
+      <w:pgSz w:w="11909" w:h="16834"/>
+      <w:pgMar w:top="1440" w:right="1440" w:bottom="1440" w:left="1440" w:header="720" w:footer="720" w:gutter="0"/>
       <w:pgNumType w:start="1"/>
+      <w:cols w:space="720"/>
     </w:sectPr>
   </w:body>
 </w:document>
 </file>
 
-<file path=word/numbering.xml><?xml version="1.0" encoding="utf-8"?>
-<w:numbering xmlns:mc="http://schemas.openxmlformats.org/markup-compatibility/2006" xmlns:o="urn:schemas-microsoft-com:office:office" xmlns:r="http://schemas.openxmlformats.org/officeDocument/2006/relationships" xmlns:m="http://schemas.openxmlformats.org/officeDocument/2006/math" xmlns:v="urn:schemas-microsoft-com:vml" xmlns:wp="http://schemas.openxmlformats.org/drawingml/2006/wordprocessingDrawing" xmlns:w10="urn:schemas-microsoft-com:office:word" xmlns:w="http://schemas.openxmlformats.org/wordprocessingml/2006/main" xmlns:wne="http://schemas.microsoft.com/office/word/2006/wordml" xmlns:sl="http://schemas.openxmlformats.org/schemaLibrary/2006/main" xmlns:a="http://schemas.openxmlformats.org/drawingml/2006/main" xmlns:pic="http://schemas.openxmlformats.org/drawingml/2006/picture" xmlns:c="http://schemas.openxmlformats.org/drawingml/2006/chart" xmlns:lc="http://schemas.openxmlformats.org/drawingml/2006/lockedCanvas" xmlns:dgm="http://schemas.openxmlformats.org/drawingml/2006/diagram" xmlns:wps="http://schemas.microsoft.com/office/word/2010/wordprocessingShape" xmlns:wpg="http://schemas.microsoft.com/office/word/2010/wordprocessingGroup" xmlns:w14="http://schemas.microsoft.com/office/word/2010/wordml" xmlns:w15="http://schemas.microsoft.com/office/word/2012/wordml" xmlns:w16="http://schemas.microsoft.com/office/word/2018/wordml" xmlns:w16cex="http://schemas.microsoft.com/office/word/2018/wordml/cex" xmlns:w16cid="http://schemas.microsoft.com/office/word/2016/wordml/cid" xmlns="http://schemas.microsoft.com/office/tasks/2019/documenttasks" xmlns:cr="http://schemas.microsoft.com/office/comments/2020/reactions"/>
-</file>
-
 <file path=word/styles.xml><?xml version="1.0" encoding="utf-8"?>
-<w:styles xmlns:mc="http://schemas.openxmlformats.org/markup-compatibility/2006" xmlns:o="urn:schemas-microsoft-com:office:office" xmlns:r="http://schemas.openxmlformats.org/officeDocument/2006/relationships" xmlns:m="http://schemas.openxmlformats.org/officeDocument/2006/math" xmlns:v="urn:schemas-microsoft-com:vml" xmlns:wp="http://schemas.openxmlformats.org/drawingml/2006/wordprocessingDrawing" xmlns:w10="urn:schemas-microsoft-com:office:word" xmlns:w="http://schemas.openxmlformats.org/wordprocessingml/2006/main" xmlns:wne="http://schemas.microsoft.com/office/word/2006/wordml" xmlns:sl="http://schemas.openxmlformats.org/schemaLibrary/2006/main" xmlns:a="http://schemas.openxmlformats.org/drawingml/2006/main" xmlns:pic="http://schemas.openxmlformats.org/drawingml/2006/picture" xmlns:c="http://schemas.openxmlformats.org/drawingml/2006/chart" xmlns:lc="http://schemas.openxmlformats.org/drawingml/2006/lockedCanvas" xmlns:dgm="http://schemas.openxmlformats.org/drawingml/2006/diagram" xmlns:wps="http://schemas.microsoft.com/office/word/2010/wordprocessingShape" xmlns:wpg="http://schemas.microsoft.com/office/word/2010/wordprocessingGroup" xmlns:w14="http://schemas.microsoft.com/office/word/2010/wordml" xmlns:w15="http://schemas.microsoft.com/office/word/2012/wordml" xmlns:w16="http://schemas.microsoft.com/office/word/2018/wordml" xmlns:w16cex="http://schemas.microsoft.com/office/word/2018/wordml/cex" xmlns:w16cid="http://schemas.microsoft.com/office/word/2016/wordml/cid" xmlns="http://schemas.microsoft.com/office/tasks/2019/documenttasks" xmlns:cr="http://schemas.microsoft.com/office/comments/2020/reactions">
+<w:styles xmlns:mc="http://schemas.openxmlformats.org/markup-compatibility/2006" xmlns:r="http://schemas.openxmlformats.org/officeDocument/2006/relationships" xmlns:w="http://schemas.openxmlformats.org/wordprocessingml/2006/main" xmlns:w14="http://schemas.microsoft.com/office/word/2010/wordml" xmlns:w15="http://schemas.microsoft.com/office/word/2012/wordml" xmlns:w16cex="http://schemas.microsoft.com/office/word/2018/wordml/cex" xmlns:w16cid="http://schemas.microsoft.com/office/word/2016/wordml/cid" xmlns:w16="http://schemas.microsoft.com/office/word/2018/wordml" xmlns:w16du="http://schemas.microsoft.com/office/word/2023/wordml/word16du" xmlns:w16sdtdh="http://schemas.microsoft.com/office/word/2020/wordml/sdtdatahash" xmlns:w16sdtfl="http://schemas.microsoft.com/office/word/2024/wordml/sdtformatlock" xmlns:w16se="http://schemas.microsoft.com/office/word/2015/wordml/symex" mc:Ignorable="w14 w15 w16se w16cid w16 w16cex w16sdtdh w16sdtfl w16du">
   <w:docDefaults>
     <w:rPrDefault>
       <w:rPr>
-        <w:rFonts w:ascii="Arial" w:cs="Arial" w:eastAsia="Arial" w:hAnsi="Arial"/>
+        <w:rFonts w:ascii="Arial" w:eastAsia="Arial" w:hAnsi="Arial" w:cs="Arial"/>
         <w:sz w:val="22"/>
         <w:szCs w:val="22"/>
-        <w:lang w:val="vi"/>
+        <w:lang w:val="vi" w:eastAsia="en-US" w:bidi="ar-SA"/>
       </w:rPr>
     </w:rPrDefault>
     <w:pPrDefault>
@@ -407,29 +105,399 @@
       </w:pPr>
     </w:pPrDefault>
   </w:docDefaults>
-  <w:style w:type="table" w:styleId="TableNormal" w:default="1">
-    <w:name w:val="TableNormal"/>
-    <w:tblPr>
-      <w:tblCellMar>
-        <w:top w:w="100.0" w:type="dxa"/>
-        <w:left w:w="100.0" w:type="dxa"/>
-        <w:bottom w:w="100.0" w:type="dxa"/>
-        <w:right w:w="100.0" w:type="dxa"/>
-      </w:tblCellMar>
-    </w:tblPr>
-  </w:style>
-  <w:style w:type="paragraph" w:styleId="Normal" w:default="1">
-    <w:name w:val="normal"/>
+  <w:latentStyles w:defLockedState="0" w:defUIPriority="99" w:defSemiHidden="0" w:defUnhideWhenUsed="0" w:defQFormat="0" w:count="376">
+    <w:lsdException w:name="Normal" w:uiPriority="0" w:qFormat="1"/>
+    <w:lsdException w:name="heading 1" w:uiPriority="9" w:qFormat="1"/>
+    <w:lsdException w:name="heading 2" w:semiHidden="1" w:uiPriority="9" w:unhideWhenUsed="1" w:qFormat="1"/>
+    <w:lsdException w:name="heading 3" w:semiHidden="1" w:uiPriority="9" w:unhideWhenUsed="1" w:qFormat="1"/>
+    <w:lsdException w:name="heading 4" w:semiHidden="1" w:uiPriority="9" w:unhideWhenUsed="1" w:qFormat="1"/>
+    <w:lsdException w:name="heading 5" w:semiHidden="1" w:uiPriority="9" w:unhideWhenUsed="1" w:qFormat="1"/>
+    <w:lsdException w:name="heading 6" w:semiHidden="1" w:uiPriority="9" w:unhideWhenUsed="1" w:qFormat="1"/>
+    <w:lsdException w:name="heading 7" w:semiHidden="1" w:uiPriority="9" w:unhideWhenUsed="1" w:qFormat="1"/>
+    <w:lsdException w:name="heading 8" w:semiHidden="1" w:uiPriority="9" w:unhideWhenUsed="1" w:qFormat="1"/>
+    <w:lsdException w:name="heading 9" w:semiHidden="1" w:uiPriority="9" w:unhideWhenUsed="1" w:qFormat="1"/>
+    <w:lsdException w:name="index 1" w:semiHidden="1" w:unhideWhenUsed="1"/>
+    <w:lsdException w:name="index 2" w:semiHidden="1" w:unhideWhenUsed="1"/>
+    <w:lsdException w:name="index 3" w:semiHidden="1" w:unhideWhenUsed="1"/>
+    <w:lsdException w:name="index 4" w:semiHidden="1" w:unhideWhenUsed="1"/>
+    <w:lsdException w:name="index 5" w:semiHidden="1" w:unhideWhenUsed="1"/>
+    <w:lsdException w:name="index 6" w:semiHidden="1" w:unhideWhenUsed="1"/>
+    <w:lsdException w:name="index 7" w:semiHidden="1" w:unhideWhenUsed="1"/>
+    <w:lsdException w:name="index 8" w:semiHidden="1" w:unhideWhenUsed="1"/>
+    <w:lsdException w:name="index 9" w:semiHidden="1" w:unhideWhenUsed="1"/>
+    <w:lsdException w:name="toc 1" w:semiHidden="1" w:uiPriority="39" w:unhideWhenUsed="1"/>
+    <w:lsdException w:name="toc 2" w:semiHidden="1" w:uiPriority="39" w:unhideWhenUsed="1"/>
+    <w:lsdException w:name="toc 3" w:semiHidden="1" w:uiPriority="39" w:unhideWhenUsed="1"/>
+    <w:lsdException w:name="toc 4" w:semiHidden="1" w:uiPriority="39" w:unhideWhenUsed="1"/>
+    <w:lsdException w:name="toc 5" w:semiHidden="1" w:uiPriority="39" w:unhideWhenUsed="1"/>
+    <w:lsdException w:name="toc 6" w:semiHidden="1" w:uiPriority="39" w:unhideWhenUsed="1"/>
+    <w:lsdException w:name="toc 7" w:semiHidden="1" w:uiPriority="39" w:unhideWhenUsed="1"/>
+    <w:lsdException w:name="toc 8" w:semiHidden="1" w:uiPriority="39" w:unhideWhenUsed="1"/>
+    <w:lsdException w:name="toc 9" w:semiHidden="1" w:uiPriority="39" w:unhideWhenUsed="1"/>
+    <w:lsdException w:name="Normal Indent" w:semiHidden="1" w:unhideWhenUsed="1"/>
+    <w:lsdException w:name="footnote text" w:semiHidden="1" w:unhideWhenUsed="1"/>
+    <w:lsdException w:name="annotation text" w:semiHidden="1" w:unhideWhenUsed="1"/>
+    <w:lsdException w:name="header" w:semiHidden="1" w:unhideWhenUsed="1"/>
+    <w:lsdException w:name="footer" w:semiHidden="1" w:unhideWhenUsed="1"/>
+    <w:lsdException w:name="index heading" w:semiHidden="1" w:unhideWhenUsed="1"/>
+    <w:lsdException w:name="caption" w:semiHidden="1" w:uiPriority="35" w:unhideWhenUsed="1" w:qFormat="1"/>
+    <w:lsdException w:name="table of figures" w:semiHidden="1" w:unhideWhenUsed="1"/>
+    <w:lsdException w:name="envelope address" w:semiHidden="1" w:unhideWhenUsed="1"/>
+    <w:lsdException w:name="envelope return" w:semiHidden="1" w:unhideWhenUsed="1"/>
+    <w:lsdException w:name="footnote reference" w:semiHidden="1" w:unhideWhenUsed="1"/>
+    <w:lsdException w:name="annotation reference" w:semiHidden="1" w:unhideWhenUsed="1"/>
+    <w:lsdException w:name="line number" w:semiHidden="1" w:unhideWhenUsed="1"/>
+    <w:lsdException w:name="page number" w:semiHidden="1" w:unhideWhenUsed="1"/>
+    <w:lsdException w:name="endnote reference" w:semiHidden="1" w:unhideWhenUsed="1"/>
+    <w:lsdException w:name="endnote text" w:semiHidden="1" w:unhideWhenUsed="1"/>
+    <w:lsdException w:name="table of authorities" w:semiHidden="1" w:unhideWhenUsed="1"/>
+    <w:lsdException w:name="macro" w:semiHidden="1" w:unhideWhenUsed="1"/>
+    <w:lsdException w:name="toa heading" w:semiHidden="1" w:unhideWhenUsed="1"/>
+    <w:lsdException w:name="List" w:semiHidden="1" w:unhideWhenUsed="1"/>
+    <w:lsdException w:name="List Bullet" w:semiHidden="1" w:unhideWhenUsed="1"/>
+    <w:lsdException w:name="List Number" w:semiHidden="1" w:unhideWhenUsed="1"/>
+    <w:lsdException w:name="List 2" w:semiHidden="1" w:unhideWhenUsed="1"/>
+    <w:lsdException w:name="List 3" w:semiHidden="1" w:unhideWhenUsed="1"/>
+    <w:lsdException w:name="List 4" w:semiHidden="1" w:unhideWhenUsed="1"/>
+    <w:lsdException w:name="List 5" w:semiHidden="1" w:unhideWhenUsed="1"/>
+    <w:lsdException w:name="List Bullet 2" w:semiHidden="1" w:unhideWhenUsed="1"/>
+    <w:lsdException w:name="List Bullet 3" w:semiHidden="1" w:unhideWhenUsed="1"/>
+    <w:lsdException w:name="List Bullet 4" w:semiHidden="1" w:unhideWhenUsed="1"/>
+    <w:lsdException w:name="List Bullet 5" w:semiHidden="1" w:unhideWhenUsed="1"/>
+    <w:lsdException w:name="List Number 2" w:semiHidden="1" w:unhideWhenUsed="1"/>
+    <w:lsdException w:name="List Number 3" w:semiHidden="1" w:unhideWhenUsed="1"/>
+    <w:lsdException w:name="List Number 4" w:semiHidden="1" w:unhideWhenUsed="1"/>
+    <w:lsdException w:name="List Number 5" w:semiHidden="1" w:unhideWhenUsed="1"/>
+    <w:lsdException w:name="Title" w:uiPriority="10" w:qFormat="1"/>
+    <w:lsdException w:name="Closing" w:semiHidden="1" w:unhideWhenUsed="1"/>
+    <w:lsdException w:name="Signature" w:semiHidden="1" w:unhideWhenUsed="1"/>
+    <w:lsdException w:name="Default Paragraph Font" w:semiHidden="1" w:uiPriority="1" w:unhideWhenUsed="1"/>
+    <w:lsdException w:name="Body Text" w:semiHidden="1" w:unhideWhenUsed="1"/>
+    <w:lsdException w:name="Body Text Indent" w:semiHidden="1" w:unhideWhenUsed="1"/>
+    <w:lsdException w:name="List Continue" w:semiHidden="1" w:unhideWhenUsed="1"/>
+    <w:lsdException w:name="List Continue 2" w:semiHidden="1" w:unhideWhenUsed="1"/>
+    <w:lsdException w:name="List Continue 3" w:semiHidden="1" w:unhideWhenUsed="1"/>
+    <w:lsdException w:name="List Continue 4" w:semiHidden="1" w:unhideWhenUsed="1"/>
+    <w:lsdException w:name="List Continue 5" w:semiHidden="1" w:unhideWhenUsed="1"/>
+    <w:lsdException w:name="Message Header" w:semiHidden="1" w:unhideWhenUsed="1"/>
+    <w:lsdException w:name="Subtitle" w:uiPriority="11" w:qFormat="1"/>
+    <w:lsdException w:name="Salutation" w:semiHidden="1" w:unhideWhenUsed="1"/>
+    <w:lsdException w:name="Date" w:semiHidden="1" w:unhideWhenUsed="1"/>
+    <w:lsdException w:name="Body Text First Indent" w:semiHidden="1" w:unhideWhenUsed="1"/>
+    <w:lsdException w:name="Body Text First Indent 2" w:semiHidden="1" w:unhideWhenUsed="1"/>
+    <w:lsdException w:name="Note Heading" w:semiHidden="1" w:unhideWhenUsed="1"/>
+    <w:lsdException w:name="Body Text 2" w:semiHidden="1" w:unhideWhenUsed="1"/>
+    <w:lsdException w:name="Body Text 3" w:semiHidden="1" w:unhideWhenUsed="1"/>
+    <w:lsdException w:name="Body Text Indent 2" w:semiHidden="1" w:unhideWhenUsed="1"/>
+    <w:lsdException w:name="Body Text Indent 3" w:semiHidden="1" w:unhideWhenUsed="1"/>
+    <w:lsdException w:name="Block Text" w:semiHidden="1" w:unhideWhenUsed="1"/>
+    <w:lsdException w:name="Hyperlink" w:semiHidden="1" w:unhideWhenUsed="1"/>
+    <w:lsdException w:name="FollowedHyperlink" w:semiHidden="1" w:unhideWhenUsed="1"/>
+    <w:lsdException w:name="Strong" w:uiPriority="22" w:qFormat="1"/>
+    <w:lsdException w:name="Emphasis" w:uiPriority="20" w:qFormat="1"/>
+    <w:lsdException w:name="Document Map" w:semiHidden="1" w:unhideWhenUsed="1"/>
+    <w:lsdException w:name="Plain Text" w:semiHidden="1" w:unhideWhenUsed="1"/>
+    <w:lsdException w:name="E-mail Signature" w:semiHidden="1" w:unhideWhenUsed="1"/>
+    <w:lsdException w:name="HTML Top of Form" w:semiHidden="1" w:unhideWhenUsed="1"/>
+    <w:lsdException w:name="HTML Bottom of Form" w:semiHidden="1" w:unhideWhenUsed="1"/>
+    <w:lsdException w:name="Normal (Web)" w:semiHidden="1" w:unhideWhenUsed="1"/>
+    <w:lsdException w:name="HTML Acronym" w:semiHidden="1" w:unhideWhenUsed="1"/>
+    <w:lsdException w:name="HTML Address" w:semiHidden="1" w:unhideWhenUsed="1"/>
+    <w:lsdException w:name="HTML Cite" w:semiHidden="1" w:unhideWhenUsed="1"/>
+    <w:lsdException w:name="HTML Code" w:semiHidden="1" w:unhideWhenUsed="1"/>
+    <w:lsdException w:name="HTML Definition" w:semiHidden="1" w:unhideWhenUsed="1"/>
+    <w:lsdException w:name="HTML Keyboard" w:semiHidden="1" w:unhideWhenUsed="1"/>
+    <w:lsdException w:name="HTML Preformatted" w:semiHidden="1" w:unhideWhenUsed="1"/>
+    <w:lsdException w:name="HTML Sample" w:semiHidden="1" w:unhideWhenUsed="1"/>
+    <w:lsdException w:name="HTML Typewriter" w:semiHidden="1" w:unhideWhenUsed="1"/>
+    <w:lsdException w:name="HTML Variable" w:semiHidden="1" w:unhideWhenUsed="1"/>
+    <w:lsdException w:name="Normal Table" w:semiHidden="1" w:unhideWhenUsed="1"/>
+    <w:lsdException w:name="annotation subject" w:semiHidden="1" w:unhideWhenUsed="1"/>
+    <w:lsdException w:name="No List" w:semiHidden="1" w:unhideWhenUsed="1"/>
+    <w:lsdException w:name="Outline List 1" w:semiHidden="1" w:unhideWhenUsed="1"/>
+    <w:lsdException w:name="Outline List 2" w:semiHidden="1" w:unhideWhenUsed="1"/>
+    <w:lsdException w:name="Outline List 3" w:semiHidden="1" w:unhideWhenUsed="1"/>
+    <w:lsdException w:name="Table Simple 1" w:semiHidden="1" w:unhideWhenUsed="1"/>
+    <w:lsdException w:name="Table Simple 2" w:semiHidden="1" w:unhideWhenUsed="1"/>
+    <w:lsdException w:name="Table Simple 3" w:semiHidden="1" w:unhideWhenUsed="1"/>
+    <w:lsdException w:name="Table Classic 1" w:semiHidden="1" w:unhideWhenUsed="1"/>
+    <w:lsdException w:name="Table Classic 2" w:semiHidden="1" w:unhideWhenUsed="1"/>
+    <w:lsdException w:name="Table Classic 3" w:semiHidden="1" w:unhideWhenUsed="1"/>
+    <w:lsdException w:name="Table Classic 4" w:semiHidden="1" w:unhideWhenUsed="1"/>
+    <w:lsdException w:name="Table Colorful 1" w:semiHidden="1" w:unhideWhenUsed="1"/>
+    <w:lsdException w:name="Table Colorful 2" w:semiHidden="1" w:unhideWhenUsed="1"/>
+    <w:lsdException w:name="Table Colorful 3" w:semiHidden="1" w:unhideWhenUsed="1"/>
+    <w:lsdException w:name="Table Columns 1" w:semiHidden="1" w:unhideWhenUsed="1"/>
+    <w:lsdException w:name="Table Columns 2" w:semiHidden="1" w:unhideWhenUsed="1"/>
+    <w:lsdException w:name="Table Columns 3" w:semiHidden="1" w:unhideWhenUsed="1"/>
+    <w:lsdException w:name="Table Columns 4" w:semiHidden="1" w:unhideWhenUsed="1"/>
+    <w:lsdException w:name="Table Columns 5" w:semiHidden="1" w:unhideWhenUsed="1"/>
+    <w:lsdException w:name="Table Grid 1" w:semiHidden="1" w:unhideWhenUsed="1"/>
+    <w:lsdException w:name="Table Grid 2" w:semiHidden="1" w:unhideWhenUsed="1"/>
+    <w:lsdException w:name="Table Grid 3" w:semiHidden="1" w:unhideWhenUsed="1"/>
+    <w:lsdException w:name="Table Grid 4" w:semiHidden="1" w:unhideWhenUsed="1"/>
+    <w:lsdException w:name="Table Grid 5" w:semiHidden="1" w:unhideWhenUsed="1"/>
+    <w:lsdException w:name="Table Grid 6" w:semiHidden="1" w:unhideWhenUsed="1"/>
+    <w:lsdException w:name="Table Grid 7" w:semiHidden="1" w:unhideWhenUsed="1"/>
+    <w:lsdException w:name="Table Grid 8" w:semiHidden="1" w:unhideWhenUsed="1"/>
+    <w:lsdException w:name="Table List 1" w:semiHidden="1" w:unhideWhenUsed="1"/>
+    <w:lsdException w:name="Table List 2" w:semiHidden="1" w:unhideWhenUsed="1"/>
+    <w:lsdException w:name="Table List 3" w:semiHidden="1" w:unhideWhenUsed="1"/>
+    <w:lsdException w:name="Table List 4" w:semiHidden="1" w:unhideWhenUsed="1"/>
+    <w:lsdException w:name="Table List 5" w:semiHidden="1" w:unhideWhenUsed="1"/>
+    <w:lsdException w:name="Table List 6" w:semiHidden="1" w:unhideWhenUsed="1"/>
+    <w:lsdException w:name="Table List 7" w:semiHidden="1" w:unhideWhenUsed="1"/>
+    <w:lsdException w:name="Table List 8" w:semiHidden="1" w:unhideWhenUsed="1"/>
+    <w:lsdException w:name="Table 3D effects 1" w:semiHidden="1" w:unhideWhenUsed="1"/>
+    <w:lsdException w:name="Table 3D effects 2" w:semiHidden="1" w:unhideWhenUsed="1"/>
+    <w:lsdException w:name="Table 3D effects 3" w:semiHidden="1" w:unhideWhenUsed="1"/>
+    <w:lsdException w:name="Table Contemporary" w:semiHidden="1" w:unhideWhenUsed="1"/>
+    <w:lsdException w:name="Table Elegant" w:semiHidden="1" w:unhideWhenUsed="1"/>
+    <w:lsdException w:name="Table Professional" w:semiHidden="1" w:unhideWhenUsed="1"/>
+    <w:lsdException w:name="Table Subtle 1" w:semiHidden="1" w:unhideWhenUsed="1"/>
+    <w:lsdException w:name="Table Subtle 2" w:semiHidden="1" w:unhideWhenUsed="1"/>
+    <w:lsdException w:name="Table Web 1" w:semiHidden="1" w:unhideWhenUsed="1"/>
+    <w:lsdException w:name="Table Web 2" w:semiHidden="1" w:unhideWhenUsed="1"/>
+    <w:lsdException w:name="Table Web 3" w:semiHidden="1" w:unhideWhenUsed="1"/>
+    <w:lsdException w:name="Balloon Text" w:semiHidden="1" w:unhideWhenUsed="1"/>
+    <w:lsdException w:name="Table Grid" w:uiPriority="39"/>
+    <w:lsdException w:name="Table Theme" w:semiHidden="1" w:unhideWhenUsed="1"/>
+    <w:lsdException w:name="Placeholder Text" w:semiHidden="1"/>
+    <w:lsdException w:name="No Spacing" w:uiPriority="1" w:qFormat="1"/>
+    <w:lsdException w:name="Light Shading" w:uiPriority="60"/>
+    <w:lsdException w:name="Light List" w:uiPriority="61"/>
+    <w:lsdException w:name="Light Grid" w:uiPriority="62"/>
+    <w:lsdException w:name="Medium Shading 1" w:uiPriority="63"/>
+    <w:lsdException w:name="Medium Shading 2" w:uiPriority="64"/>
+    <w:lsdException w:name="Medium List 1" w:uiPriority="65"/>
+    <w:lsdException w:name="Medium List 2" w:uiPriority="66"/>
+    <w:lsdException w:name="Medium Grid 1" w:uiPriority="67"/>
+    <w:lsdException w:name="Medium Grid 2" w:uiPriority="68"/>
+    <w:lsdException w:name="Medium Grid 3" w:uiPriority="69"/>
+    <w:lsdException w:name="Dark List" w:uiPriority="70"/>
+    <w:lsdException w:name="Colorful Shading" w:uiPriority="71"/>
+    <w:lsdException w:name="Colorful List" w:uiPriority="72"/>
+    <w:lsdException w:name="Colorful Grid" w:uiPriority="73"/>
+    <w:lsdException w:name="Light Shading Accent 1" w:uiPriority="60"/>
+    <w:lsdException w:name="Light List Accent 1" w:uiPriority="61"/>
+    <w:lsdException w:name="Light Grid Accent 1" w:uiPriority="62"/>
+    <w:lsdException w:name="Medium Shading 1 Accent 1" w:uiPriority="63"/>
+    <w:lsdException w:name="Medium Shading 2 Accent 1" w:uiPriority="64"/>
+    <w:lsdException w:name="Medium List 1 Accent 1" w:uiPriority="65"/>
+    <w:lsdException w:name="Revision" w:semiHidden="1"/>
+    <w:lsdException w:name="List Paragraph" w:uiPriority="34" w:qFormat="1"/>
+    <w:lsdException w:name="Quote" w:uiPriority="29" w:qFormat="1"/>
+    <w:lsdException w:name="Intense Quote" w:uiPriority="30" w:qFormat="1"/>
+    <w:lsdException w:name="Medium List 2 Accent 1" w:uiPriority="66"/>
+    <w:lsdException w:name="Medium Grid 1 Accent 1" w:uiPriority="67"/>
+    <w:lsdException w:name="Medium Grid 2 Accent 1" w:uiPriority="68"/>
+    <w:lsdException w:name="Medium Grid 3 Accent 1" w:uiPriority="69"/>
+    <w:lsdException w:name="Dark List Accent 1" w:uiPriority="70"/>
+    <w:lsdException w:name="Colorful Shading Accent 1" w:uiPriority="71"/>
+    <w:lsdException w:name="Colorful List Accent 1" w:uiPriority="72"/>
+    <w:lsdException w:name="Colorful Grid Accent 1" w:uiPriority="73"/>
+    <w:lsdException w:name="Light Shading Accent 2" w:uiPriority="60"/>
+    <w:lsdException w:name="Light List Accent 2" w:uiPriority="61"/>
+    <w:lsdException w:name="Light Grid Accent 2" w:uiPriority="62"/>
+    <w:lsdException w:name="Medium Shading 1 Accent 2" w:uiPriority="63"/>
+    <w:lsdException w:name="Medium Shading 2 Accent 2" w:uiPriority="64"/>
+    <w:lsdException w:name="Medium List 1 Accent 2" w:uiPriority="65"/>
+    <w:lsdException w:name="Medium List 2 Accent 2" w:uiPriority="66"/>
+    <w:lsdException w:name="Medium Grid 1 Accent 2" w:uiPriority="67"/>
+    <w:lsdException w:name="Medium Grid 2 Accent 2" w:uiPriority="68"/>
+    <w:lsdException w:name="Medium Grid 3 Accent 2" w:uiPriority="69"/>
+    <w:lsdException w:name="Dark List Accent 2" w:uiPriority="70"/>
+    <w:lsdException w:name="Colorful Shading Accent 2" w:uiPriority="71"/>
+    <w:lsdException w:name="Colorful List Accent 2" w:uiPriority="72"/>
+    <w:lsdException w:name="Colorful Grid Accent 2" w:uiPriority="73"/>
+    <w:lsdException w:name="Light Shading Accent 3" w:uiPriority="60"/>
+    <w:lsdException w:name="Light List Accent 3" w:uiPriority="61"/>
+    <w:lsdException w:name="Light Grid Accent 3" w:uiPriority="62"/>
+    <w:lsdException w:name="Medium Shading 1 Accent 3" w:uiPriority="63"/>
+    <w:lsdException w:name="Medium Shading 2 Accent 3" w:uiPriority="64"/>
+    <w:lsdException w:name="Medium List 1 Accent 3" w:uiPriority="65"/>
+    <w:lsdException w:name="Medium List 2 Accent 3" w:uiPriority="66"/>
+    <w:lsdException w:name="Medium Grid 1 Accent 3" w:uiPriority="67"/>
+    <w:lsdException w:name="Medium Grid 2 Accent 3" w:uiPriority="68"/>
+    <w:lsdException w:name="Medium Grid 3 Accent 3" w:uiPriority="69"/>
+    <w:lsdException w:name="Dark List Accent 3" w:uiPriority="70"/>
+    <w:lsdException w:name="Colorful Shading Accent 3" w:uiPriority="71"/>
+    <w:lsdException w:name="Colorful List Accent 3" w:uiPriority="72"/>
+    <w:lsdException w:name="Colorful Grid Accent 3" w:uiPriority="73"/>
+    <w:lsdException w:name="Light Shading Accent 4" w:uiPriority="60"/>
+    <w:lsdException w:name="Light List Accent 4" w:uiPriority="61"/>
+    <w:lsdException w:name="Light Grid Accent 4" w:uiPriority="62"/>
+    <w:lsdException w:name="Medium Shading 1 Accent 4" w:uiPriority="63"/>
+    <w:lsdException w:name="Medium Shading 2 Accent 4" w:uiPriority="64"/>
+    <w:lsdException w:name="Medium List 1 Accent 4" w:uiPriority="65"/>
+    <w:lsdException w:name="Medium List 2 Accent 4" w:uiPriority="66"/>
+    <w:lsdException w:name="Medium Grid 1 Accent 4" w:uiPriority="67"/>
+    <w:lsdException w:name="Medium Grid 2 Accent 4" w:uiPriority="68"/>
+    <w:lsdException w:name="Medium Grid 3 Accent 4" w:uiPriority="69"/>
+    <w:lsdException w:name="Dark List Accent 4" w:uiPriority="70"/>
+    <w:lsdException w:name="Colorful Shading Accent 4" w:uiPriority="71"/>
+    <w:lsdException w:name="Colorful List Accent 4" w:uiPriority="72"/>
+    <w:lsdException w:name="Colorful Grid Accent 4" w:uiPriority="73"/>
+    <w:lsdException w:name="Light Shading Accent 5" w:uiPriority="60"/>
+    <w:lsdException w:name="Light List Accent 5" w:uiPriority="61"/>
+    <w:lsdException w:name="Light Grid Accent 5" w:uiPriority="62"/>
+    <w:lsdException w:name="Medium Shading 1 Accent 5" w:uiPriority="63"/>
+    <w:lsdException w:name="Medium Shading 2 Accent 5" w:uiPriority="64"/>
+    <w:lsdException w:name="Medium List 1 Accent 5" w:uiPriority="65"/>
+    <w:lsdException w:name="Medium List 2 Accent 5" w:uiPriority="66"/>
+    <w:lsdException w:name="Medium Grid 1 Accent 5" w:uiPriority="67"/>
+    <w:lsdException w:name="Medium Grid 2 Accent 5" w:uiPriority="68"/>
+    <w:lsdException w:name="Medium Grid 3 Accent 5" w:uiPriority="69"/>
+    <w:lsdException w:name="Dark List Accent 5" w:uiPriority="70"/>
+    <w:lsdException w:name="Colorful Shading Accent 5" w:uiPriority="71"/>
+    <w:lsdException w:name="Colorful List Accent 5" w:uiPriority="72"/>
+    <w:lsdException w:name="Colorful Grid Accent 5" w:uiPriority="73"/>
+    <w:lsdException w:name="Light Shading Accent 6" w:uiPriority="60"/>
+    <w:lsdException w:name="Light List Accent 6" w:uiPriority="61"/>
+    <w:lsdException w:name="Light Grid Accent 6" w:uiPriority="62"/>
+    <w:lsdException w:name="Medium Shading 1 Accent 6" w:uiPriority="63"/>
+    <w:lsdException w:name="Medium Shading 2 Accent 6" w:uiPriority="64"/>
+    <w:lsdException w:name="Medium List 1 Accent 6" w:uiPriority="65"/>
+    <w:lsdException w:name="Medium List 2 Accent 6" w:uiPriority="66"/>
+    <w:lsdException w:name="Medium Grid 1 Accent 6" w:uiPriority="67"/>
+    <w:lsdException w:name="Medium Grid 2 Accent 6" w:uiPriority="68"/>
+    <w:lsdException w:name="Medium Grid 3 Accent 6" w:uiPriority="69"/>
+    <w:lsdException w:name="Dark List Accent 6" w:uiPriority="70"/>
+    <w:lsdException w:name="Colorful Shading Accent 6" w:uiPriority="71"/>
+    <w:lsdException w:name="Colorful List Accent 6" w:uiPriority="72"/>
+    <w:lsdException w:name="Colorful Grid Accent 6" w:uiPriority="73"/>
+    <w:lsdException w:name="Subtle Emphasis" w:uiPriority="19" w:qFormat="1"/>
+    <w:lsdException w:name="Intense Emphasis" w:uiPriority="21" w:qFormat="1"/>
+    <w:lsdException w:name="Subtle Reference" w:uiPriority="31" w:qFormat="1"/>
+    <w:lsdException w:name="Intense Reference" w:uiPriority="32" w:qFormat="1"/>
+    <w:lsdException w:name="Book Title" w:uiPriority="33" w:qFormat="1"/>
+    <w:lsdException w:name="Bibliography" w:semiHidden="1" w:uiPriority="37" w:unhideWhenUsed="1"/>
+    <w:lsdException w:name="TOC Heading" w:semiHidden="1" w:uiPriority="39" w:unhideWhenUsed="1" w:qFormat="1"/>
+    <w:lsdException w:name="Plain Table 1" w:uiPriority="41"/>
+    <w:lsdException w:name="Plain Table 2" w:uiPriority="42"/>
+    <w:lsdException w:name="Plain Table 3" w:uiPriority="43"/>
+    <w:lsdException w:name="Plain Table 4" w:uiPriority="44"/>
+    <w:lsdException w:name="Plain Table 5" w:uiPriority="45"/>
+    <w:lsdException w:name="Grid Table Light" w:uiPriority="40"/>
+    <w:lsdException w:name="Grid Table 1 Light" w:uiPriority="46"/>
+    <w:lsdException w:name="Grid Table 2" w:uiPriority="47"/>
+    <w:lsdException w:name="Grid Table 3" w:uiPriority="48"/>
+    <w:lsdException w:name="Grid Table 4" w:uiPriority="49"/>
+    <w:lsdException w:name="Grid Table 5 Dark" w:uiPriority="50"/>
+    <w:lsdException w:name="Grid Table 6 Colorful" w:uiPriority="51"/>
+    <w:lsdException w:name="Grid Table 7 Colorful" w:uiPriority="52"/>
+    <w:lsdException w:name="Grid Table 1 Light Accent 1" w:uiPriority="46"/>
+    <w:lsdException w:name="Grid Table 2 Accent 1" w:uiPriority="47"/>
+    <w:lsdException w:name="Grid Table 3 Accent 1" w:uiPriority="48"/>
+    <w:lsdException w:name="Grid Table 4 Accent 1" w:uiPriority="49"/>
+    <w:lsdException w:name="Grid Table 5 Dark Accent 1" w:uiPriority="50"/>
+    <w:lsdException w:name="Grid Table 6 Colorful Accent 1" w:uiPriority="51"/>
+    <w:lsdException w:name="Grid Table 7 Colorful Accent 1" w:uiPriority="52"/>
+    <w:lsdException w:name="Grid Table 1 Light Accent 2" w:uiPriority="46"/>
+    <w:lsdException w:name="Grid Table 2 Accent 2" w:uiPriority="47"/>
+    <w:lsdException w:name="Grid Table 3 Accent 2" w:uiPriority="48"/>
+    <w:lsdException w:name="Grid Table 4 Accent 2" w:uiPriority="49"/>
+    <w:lsdException w:name="Grid Table 5 Dark Accent 2" w:uiPriority="50"/>
+    <w:lsdException w:name="Grid Table 6 Colorful Accent 2" w:uiPriority="51"/>
+    <w:lsdException w:name="Grid Table 7 Colorful Accent 2" w:uiPriority="52"/>
+    <w:lsdException w:name="Grid Table 1 Light Accent 3" w:uiPriority="46"/>
+    <w:lsdException w:name="Grid Table 2 Accent 3" w:uiPriority="47"/>
+    <w:lsdException w:name="Grid Table 3 Accent 3" w:uiPriority="48"/>
+    <w:lsdException w:name="Grid Table 4 Accent 3" w:uiPriority="49"/>
+    <w:lsdException w:name="Grid Table 5 Dark Accent 3" w:uiPriority="50"/>
+    <w:lsdException w:name="Grid Table 6 Colorful Accent 3" w:uiPriority="51"/>
+    <w:lsdException w:name="Grid Table 7 Colorful Accent 3" w:uiPriority="52"/>
+    <w:lsdException w:name="Grid Table 1 Light Accent 4" w:uiPriority="46"/>
+    <w:lsdException w:name="Grid Table 2 Accent 4" w:uiPriority="47"/>
+    <w:lsdException w:name="Grid Table 3 Accent 4" w:uiPriority="48"/>
+    <w:lsdException w:name="Grid Table 4 Accent 4" w:uiPriority="49"/>
+    <w:lsdException w:name="Grid Table 5 Dark Accent 4" w:uiPriority="50"/>
+    <w:lsdException w:name="Grid Table 6 Colorful Accent 4" w:uiPriority="51"/>
+    <w:lsdException w:name="Grid Table 7 Colorful Accent 4" w:uiPriority="52"/>
+    <w:lsdException w:name="Grid Table 1 Light Accent 5" w:uiPriority="46"/>
+    <w:lsdException w:name="Grid Table 2 Accent 5" w:uiPriority="47"/>
+    <w:lsdException w:name="Grid Table 3 Accent 5" w:uiPriority="48"/>
+    <w:lsdException w:name="Grid Table 4 Accent 5" w:uiPriority="49"/>
+    <w:lsdException w:name="Grid Table 5 Dark Accent 5" w:uiPriority="50"/>
+    <w:lsdException w:name="Grid Table 6 Colorful Accent 5" w:uiPriority="51"/>
+    <w:lsdException w:name="Grid Table 7 Colorful Accent 5" w:uiPriority="52"/>
+    <w:lsdException w:name="Grid Table 1 Light Accent 6" w:uiPriority="46"/>
+    <w:lsdException w:name="Grid Table 2 Accent 6" w:uiPriority="47"/>
+    <w:lsdException w:name="Grid Table 3 Accent 6" w:uiPriority="48"/>
+    <w:lsdException w:name="Grid Table 4 Accent 6" w:uiPriority="49"/>
+    <w:lsdException w:name="Grid Table 5 Dark Accent 6" w:uiPriority="50"/>
+    <w:lsdException w:name="Grid Table 6 Colorful Accent 6" w:uiPriority="51"/>
+    <w:lsdException w:name="Grid Table 7 Colorful Accent 6" w:uiPriority="52"/>
+    <w:lsdException w:name="List Table 1 Light" w:uiPriority="46"/>
+    <w:lsdException w:name="List Table 2" w:uiPriority="47"/>
+    <w:lsdException w:name="List Table 3" w:uiPriority="48"/>
+    <w:lsdException w:name="List Table 4" w:uiPriority="49"/>
+    <w:lsdException w:name="List Table 5 Dark" w:uiPriority="50"/>
+    <w:lsdException w:name="List Table 6 Colorful" w:uiPriority="51"/>
+    <w:lsdException w:name="List Table 7 Colorful" w:uiPriority="52"/>
+    <w:lsdException w:name="List Table 1 Light Accent 1" w:uiPriority="46"/>
+    <w:lsdException w:name="List Table 2 Accent 1" w:uiPriority="47"/>
+    <w:lsdException w:name="List Table 3 Accent 1" w:uiPriority="48"/>
+    <w:lsdException w:name="List Table 4 Accent 1" w:uiPriority="49"/>
+    <w:lsdException w:name="List Table 5 Dark Accent 1" w:uiPriority="50"/>
+    <w:lsdException w:name="List Table 6 Colorful Accent 1" w:uiPriority="51"/>
+    <w:lsdException w:name="List Table 7 Colorful Accent 1" w:uiPriority="52"/>
+    <w:lsdException w:name="List Table 1 Light Accent 2" w:uiPriority="46"/>
+    <w:lsdException w:name="List Table 2 Accent 2" w:uiPriority="47"/>
+    <w:lsdException w:name="List Table 3 Accent 2" w:uiPriority="48"/>
+    <w:lsdException w:name="List Table 4 Accent 2" w:uiPriority="49"/>
+    <w:lsdException w:name="List Table 5 Dark Accent 2" w:uiPriority="50"/>
+    <w:lsdException w:name="List Table 6 Colorful Accent 2" w:uiPriority="51"/>
+    <w:lsdException w:name="List Table 7 Colorful Accent 2" w:uiPriority="52"/>
+    <w:lsdException w:name="List Table 1 Light Accent 3" w:uiPriority="46"/>
+    <w:lsdException w:name="List Table 2 Accent 3" w:uiPriority="47"/>
+    <w:lsdException w:name="List Table 3 Accent 3" w:uiPriority="48"/>
+    <w:lsdException w:name="List Table 4 Accent 3" w:uiPriority="49"/>
+    <w:lsdException w:name="List Table 5 Dark Accent 3" w:uiPriority="50"/>
+    <w:lsdException w:name="List Table 6 Colorful Accent 3" w:uiPriority="51"/>
+    <w:lsdException w:name="List Table 7 Colorful Accent 3" w:uiPriority="52"/>
+    <w:lsdException w:name="List Table 1 Light Accent 4" w:uiPriority="46"/>
+    <w:lsdException w:name="List Table 2 Accent 4" w:uiPriority="47"/>
+    <w:lsdException w:name="List Table 3 Accent 4" w:uiPriority="48"/>
+    <w:lsdException w:name="List Table 4 Accent 4" w:uiPriority="49"/>
+    <w:lsdException w:name="List Table 5 Dark Accent 4" w:uiPriority="50"/>
+    <w:lsdException w:name="List Table 6 Colorful Accent 4" w:uiPriority="51"/>
+    <w:lsdException w:name="List Table 7 Colorful Accent 4" w:uiPriority="52"/>
+    <w:lsdException w:name="List Table 1 Light Accent 5" w:uiPriority="46"/>
+    <w:lsdException w:name="List Table 2 Accent 5" w:uiPriority="47"/>
+    <w:lsdException w:name="List Table 3 Accent 5" w:uiPriority="48"/>
+    <w:lsdException w:name="List Table 4 Accent 5" w:uiPriority="49"/>
+    <w:lsdException w:name="List Table 5 Dark Accent 5" w:uiPriority="50"/>
+    <w:lsdException w:name="List Table 6 Colorful Accent 5" w:uiPriority="51"/>
+    <w:lsdException w:name="List Table 7 Colorful Accent 5" w:uiPriority="52"/>
+    <w:lsdException w:name="List Table 1 Light Accent 6" w:uiPriority="46"/>
+    <w:lsdException w:name="List Table 2 Accent 6" w:uiPriority="47"/>
+    <w:lsdException w:name="List Table 3 Accent 6" w:uiPriority="48"/>
+    <w:lsdException w:name="List Table 4 Accent 6" w:uiPriority="49"/>
+    <w:lsdException w:name="List Table 5 Dark Accent 6" w:uiPriority="50"/>
+    <w:lsdException w:name="List Table 6 Colorful Accent 6" w:uiPriority="51"/>
+    <w:lsdException w:name="List Table 7 Colorful Accent 6" w:uiPriority="52"/>
+    <w:lsdException w:name="Mention" w:semiHidden="1" w:unhideWhenUsed="1"/>
+    <w:lsdException w:name="Smart Hyperlink" w:semiHidden="1" w:unhideWhenUsed="1"/>
+    <w:lsdException w:name="Hashtag" w:semiHidden="1" w:unhideWhenUsed="1"/>
+    <w:lsdException w:name="Unresolved Mention" w:semiHidden="1" w:unhideWhenUsed="1"/>
+    <w:lsdException w:name="Smart Link" w:semiHidden="1" w:unhideWhenUsed="1"/>
+  </w:latentStyles>
+  <w:style w:type="paragraph" w:default="1" w:styleId="Normal">
+    <w:name w:val="Normal"/>
+    <w:qFormat/>
   </w:style>
   <w:style w:type="paragraph" w:styleId="Heading1">
     <w:name w:val="heading 1"/>
     <w:basedOn w:val="Normal"/>
     <w:next w:val="Normal"/>
+    <w:uiPriority w:val="9"/>
+    <w:qFormat/>
     <w:pPr>
-      <w:keepNext w:val="1"/>
-      <w:keepLines w:val="1"/>
-      <w:pageBreakBefore w:val="0"/>
-      <w:spacing w:after="120" w:before="400" w:lineRule="auto"/>
+      <w:keepNext/>
+      <w:keepLines/>
+      <w:spacing w:before="400" w:after="120"/>
+      <w:outlineLvl w:val="0"/>
     </w:pPr>
     <w:rPr>
       <w:sz w:val="40"/>
@@ -440,15 +508,17 @@
     <w:name w:val="heading 2"/>
     <w:basedOn w:val="Normal"/>
     <w:next w:val="Normal"/>
+    <w:uiPriority w:val="9"/>
+    <w:semiHidden/>
+    <w:unhideWhenUsed/>
+    <w:qFormat/>
     <w:pPr>
-      <w:keepNext w:val="1"/>
-      <w:keepLines w:val="1"/>
-      <w:pageBreakBefore w:val="0"/>
-      <w:spacing w:after="120" w:before="360" w:lineRule="auto"/>
+      <w:keepNext/>
+      <w:keepLines/>
+      <w:spacing w:before="360" w:after="120"/>
+      <w:outlineLvl w:val="1"/>
     </w:pPr>
     <w:rPr>
-      <w:b w:val="0"/>
-      <w:bCs w:val="0"/>
       <w:sz w:val="32"/>
       <w:szCs w:val="32"/>
     </w:rPr>
@@ -457,15 +527,17 @@
     <w:name w:val="heading 3"/>
     <w:basedOn w:val="Normal"/>
     <w:next w:val="Normal"/>
+    <w:uiPriority w:val="9"/>
+    <w:semiHidden/>
+    <w:unhideWhenUsed/>
+    <w:qFormat/>
     <w:pPr>
-      <w:keepNext w:val="1"/>
-      <w:keepLines w:val="1"/>
-      <w:pageBreakBefore w:val="0"/>
-      <w:spacing w:after="80" w:before="320" w:lineRule="auto"/>
+      <w:keepNext/>
+      <w:keepLines/>
+      <w:spacing w:before="320" w:after="80"/>
+      <w:outlineLvl w:val="2"/>
     </w:pPr>
     <w:rPr>
-      <w:b w:val="0"/>
-      <w:bCs w:val="0"/>
       <w:color w:val="434343"/>
       <w:sz w:val="28"/>
       <w:szCs w:val="28"/>
@@ -475,11 +547,15 @@
     <w:name w:val="heading 4"/>
     <w:basedOn w:val="Normal"/>
     <w:next w:val="Normal"/>
+    <w:uiPriority w:val="9"/>
+    <w:semiHidden/>
+    <w:unhideWhenUsed/>
+    <w:qFormat/>
     <w:pPr>
-      <w:keepNext w:val="1"/>
-      <w:keepLines w:val="1"/>
-      <w:pageBreakBefore w:val="0"/>
-      <w:spacing w:after="80" w:before="280" w:lineRule="auto"/>
+      <w:keepNext/>
+      <w:keepLines/>
+      <w:spacing w:before="280" w:after="80"/>
+      <w:outlineLvl w:val="3"/>
     </w:pPr>
     <w:rPr>
       <w:color w:val="666666"/>
@@ -491,45 +567,88 @@
     <w:name w:val="heading 5"/>
     <w:basedOn w:val="Normal"/>
     <w:next w:val="Normal"/>
+    <w:uiPriority w:val="9"/>
+    <w:semiHidden/>
+    <w:unhideWhenUsed/>
+    <w:qFormat/>
     <w:pPr>
-      <w:keepNext w:val="1"/>
-      <w:keepLines w:val="1"/>
-      <w:pageBreakBefore w:val="0"/>
-      <w:spacing w:after="80" w:before="240" w:lineRule="auto"/>
+      <w:keepNext/>
+      <w:keepLines/>
+      <w:spacing w:before="240" w:after="80"/>
+      <w:outlineLvl w:val="4"/>
     </w:pPr>
     <w:rPr>
       <w:color w:val="666666"/>
-      <w:sz w:val="22"/>
-      <w:szCs w:val="22"/>
     </w:rPr>
   </w:style>
   <w:style w:type="paragraph" w:styleId="Heading6">
     <w:name w:val="heading 6"/>
     <w:basedOn w:val="Normal"/>
     <w:next w:val="Normal"/>
+    <w:uiPriority w:val="9"/>
+    <w:semiHidden/>
+    <w:unhideWhenUsed/>
+    <w:qFormat/>
     <w:pPr>
-      <w:keepNext w:val="1"/>
-      <w:keepLines w:val="1"/>
-      <w:pageBreakBefore w:val="0"/>
-      <w:spacing w:after="80" w:before="240" w:lineRule="auto"/>
+      <w:keepNext/>
+      <w:keepLines/>
+      <w:spacing w:before="240" w:after="80"/>
+      <w:outlineLvl w:val="5"/>
     </w:pPr>
     <w:rPr>
-      <w:i w:val="1"/>
-      <w:iCs w:val="1"/>
+      <w:i/>
+      <w:iCs/>
       <w:color w:val="666666"/>
-      <w:sz w:val="22"/>
-      <w:szCs w:val="22"/>
     </w:rPr>
+  </w:style>
+  <w:style w:type="character" w:default="1" w:styleId="DefaultParagraphFont">
+    <w:name w:val="Default Paragraph Font"/>
+    <w:uiPriority w:val="1"/>
+    <w:semiHidden/>
+    <w:unhideWhenUsed/>
+  </w:style>
+  <w:style w:type="table" w:default="1" w:styleId="TableNormal">
+    <w:name w:val="Normal Table"/>
+    <w:uiPriority w:val="99"/>
+    <w:semiHidden/>
+    <w:unhideWhenUsed/>
+    <w:tblPr>
+      <w:tblInd w:w="0" w:type="dxa"/>
+      <w:tblCellMar>
+        <w:top w:w="0" w:type="dxa"/>
+        <w:left w:w="108" w:type="dxa"/>
+        <w:bottom w:w="0" w:type="dxa"/>
+        <w:right w:w="108" w:type="dxa"/>
+      </w:tblCellMar>
+    </w:tblPr>
+  </w:style>
+  <w:style w:type="numbering" w:default="1" w:styleId="NoList">
+    <w:name w:val="No List"/>
+    <w:uiPriority w:val="99"/>
+    <w:semiHidden/>
+    <w:unhideWhenUsed/>
+  </w:style>
+  <w:style w:type="table" w:customStyle="1" w:styleId="TableNormal0">
+    <w:name w:val="TableNormal"/>
+    <w:tblPr>
+      <w:tblCellMar>
+        <w:top w:w="100" w:type="dxa"/>
+        <w:left w:w="100" w:type="dxa"/>
+        <w:bottom w:w="100" w:type="dxa"/>
+        <w:right w:w="100" w:type="dxa"/>
+      </w:tblCellMar>
+    </w:tblPr>
   </w:style>
   <w:style w:type="paragraph" w:styleId="Title">
     <w:name w:val="Title"/>
     <w:basedOn w:val="Normal"/>
     <w:next w:val="Normal"/>
+    <w:uiPriority w:val="10"/>
+    <w:qFormat/>
     <w:pPr>
-      <w:keepNext w:val="1"/>
-      <w:keepLines w:val="1"/>
-      <w:pageBreakBefore w:val="0"/>
-      <w:spacing w:after="60" w:before="0" w:lineRule="auto"/>
+      <w:keepNext/>
+      <w:keepLines/>
+      <w:spacing w:after="60"/>
     </w:pPr>
     <w:rPr>
       <w:sz w:val="52"/>
@@ -540,16 +659,14 @@
     <w:name w:val="Subtitle"/>
     <w:basedOn w:val="Normal"/>
     <w:next w:val="Normal"/>
+    <w:uiPriority w:val="11"/>
+    <w:qFormat/>
     <w:pPr>
-      <w:keepNext w:val="1"/>
-      <w:keepLines w:val="1"/>
-      <w:pageBreakBefore w:val="0"/>
-      <w:spacing w:after="320" w:before="0" w:lineRule="auto"/>
+      <w:keepNext/>
+      <w:keepLines/>
+      <w:spacing w:after="320"/>
     </w:pPr>
     <w:rPr>
-      <w:rFonts w:ascii="Arial" w:cs="Arial" w:eastAsia="Arial" w:hAnsi="Arial"/>
-      <w:i w:val="0"/>
-      <w:iCs w:val="0"/>
       <w:color w:val="666666"/>
       <w:sz w:val="30"/>
       <w:szCs w:val="30"/>
